--- a/3 - Departamento Pessoal/4 - Fluxo de adiantamento de salario/1- Documetos/Procedimento de adiantemento salarial.docx
+++ b/3 - Departamento Pessoal/4 - Fluxo de adiantamento de salario/1- Documetos/Procedimento de adiantemento salarial.docx
@@ -2006,6 +2006,7 @@
           <w:rFonts w:asciiTheme="majorHAnsi" w:eastAsia="Times New Roman" w:hAnsiTheme="majorHAnsi" w:cstheme="majorHAnsi"/>
           <w:sz w:val="24"/>
           <w:szCs w:val="24"/>
+          <w:highlight w:val="yellow"/>
           <w:lang w:eastAsia="pt-BR"/>
         </w:rPr>
       </w:pPr>
@@ -2014,6 +2015,7 @@
           <w:rFonts w:asciiTheme="majorHAnsi" w:eastAsia="Times New Roman" w:hAnsiTheme="majorHAnsi" w:cstheme="majorHAnsi"/>
           <w:sz w:val="24"/>
           <w:szCs w:val="24"/>
+          <w:highlight w:val="yellow"/>
           <w:lang w:eastAsia="pt-BR"/>
         </w:rPr>
         <w:t>responsável pelo pagamento.</w:t>
@@ -2071,6 +2073,7 @@
           <w:bCs/>
           <w:sz w:val="24"/>
           <w:szCs w:val="24"/>
+          <w:highlight w:val="yellow"/>
           <w:lang w:eastAsia="pt-BR"/>
         </w:rPr>
       </w:pPr>
@@ -2081,9 +2084,32 @@
           <w:bCs/>
           <w:sz w:val="24"/>
           <w:szCs w:val="24"/>
+          <w:highlight w:val="yellow"/>
           <w:lang w:eastAsia="pt-BR"/>
         </w:rPr>
         <w:t>Etapa 10 – Realização do pagamento</w:t>
+      </w:r>
+    </w:p>
+    <w:p>
+      <w:pPr>
+        <w:spacing w:before="100" w:beforeAutospacing="1" w:after="100" w:afterAutospacing="1" w:line="240" w:lineRule="auto"/>
+        <w:rPr>
+          <w:rFonts w:asciiTheme="majorHAnsi" w:eastAsia="Times New Roman" w:hAnsiTheme="majorHAnsi" w:cstheme="majorHAnsi"/>
+          <w:sz w:val="24"/>
+          <w:szCs w:val="24"/>
+          <w:highlight w:val="yellow"/>
+          <w:lang w:eastAsia="pt-BR"/>
+        </w:rPr>
+      </w:pPr>
+      <w:r>
+        <w:rPr>
+          <w:rFonts w:asciiTheme="majorHAnsi" w:eastAsia="Times New Roman" w:hAnsiTheme="majorHAnsi" w:cstheme="majorHAnsi"/>
+          <w:sz w:val="24"/>
+          <w:szCs w:val="24"/>
+          <w:highlight w:val="yellow"/>
+          <w:lang w:eastAsia="pt-BR"/>
+        </w:rPr>
+        <w:t>O pagamento deve ser realizado conforme política definida.</w:t>
       </w:r>
     </w:p>
     <w:p>
@@ -2101,26 +2127,7 @@
           <w:rFonts w:asciiTheme="majorHAnsi" w:eastAsia="Times New Roman" w:hAnsiTheme="majorHAnsi" w:cstheme="majorHAnsi"/>
           <w:sz w:val="24"/>
           <w:szCs w:val="24"/>
-          <w:lang w:eastAsia="pt-BR"/>
-        </w:rPr>
-        <w:t>O pagamento deve ser realizado conforme política definida.</w:t>
-      </w:r>
-    </w:p>
-    <w:p>
-      <w:pPr>
-        <w:spacing w:before="100" w:beforeAutospacing="1" w:after="100" w:afterAutospacing="1" w:line="240" w:lineRule="auto"/>
-        <w:rPr>
-          <w:rFonts w:asciiTheme="majorHAnsi" w:eastAsia="Times New Roman" w:hAnsiTheme="majorHAnsi" w:cstheme="majorHAnsi"/>
-          <w:sz w:val="24"/>
-          <w:szCs w:val="24"/>
-          <w:lang w:eastAsia="pt-BR"/>
-        </w:rPr>
-      </w:pPr>
-      <w:r>
-        <w:rPr>
-          <w:rFonts w:asciiTheme="majorHAnsi" w:eastAsia="Times New Roman" w:hAnsiTheme="majorHAnsi" w:cstheme="majorHAnsi"/>
-          <w:sz w:val="24"/>
-          <w:szCs w:val="24"/>
+          <w:highlight w:val="yellow"/>
           <w:lang w:eastAsia="pt-BR"/>
         </w:rPr>
         <w:t>Resultado esperado: adiantamento pago aos colaboradores.</w:t>
@@ -2315,6 +2322,7 @@
           <w:rFonts w:asciiTheme="majorHAnsi" w:eastAsia="Times New Roman" w:hAnsiTheme="majorHAnsi" w:cstheme="majorHAnsi"/>
           <w:sz w:val="24"/>
           <w:szCs w:val="24"/>
+          <w:highlight w:val="yellow"/>
           <w:lang w:eastAsia="pt-BR"/>
         </w:rPr>
       </w:pPr>
@@ -2323,9 +2331,62 @@
           <w:rFonts w:asciiTheme="majorHAnsi" w:eastAsia="Times New Roman" w:hAnsiTheme="majorHAnsi" w:cstheme="majorHAnsi"/>
           <w:sz w:val="24"/>
           <w:szCs w:val="24"/>
+          <w:highlight w:val="yellow"/>
           <w:lang w:eastAsia="pt-BR"/>
         </w:rPr>
         <w:t>O processo será considerado concluído quando:</w:t>
+      </w:r>
+    </w:p>
+    <w:p>
+      <w:pPr>
+        <w:numPr>
+          <w:ilvl w:val="0"/>
+          <w:numId w:val="166"/>
+        </w:numPr>
+        <w:spacing w:before="100" w:beforeAutospacing="1" w:after="100" w:afterAutospacing="1" w:line="240" w:lineRule="auto"/>
+        <w:rPr>
+          <w:rFonts w:asciiTheme="majorHAnsi" w:eastAsia="Times New Roman" w:hAnsiTheme="majorHAnsi" w:cstheme="majorHAnsi"/>
+          <w:sz w:val="24"/>
+          <w:szCs w:val="24"/>
+          <w:highlight w:val="yellow"/>
+          <w:lang w:eastAsia="pt-BR"/>
+        </w:rPr>
+      </w:pPr>
+      <w:r>
+        <w:rPr>
+          <w:rFonts w:asciiTheme="majorHAnsi" w:eastAsia="Times New Roman" w:hAnsiTheme="majorHAnsi" w:cstheme="majorHAnsi"/>
+          <w:sz w:val="24"/>
+          <w:szCs w:val="24"/>
+          <w:highlight w:val="yellow"/>
+          <w:lang w:eastAsia="pt-BR"/>
+        </w:rPr>
+        <w:t>lista processada corretamente;</w:t>
+      </w:r>
+    </w:p>
+    <w:p>
+      <w:pPr>
+        <w:numPr>
+          <w:ilvl w:val="0"/>
+          <w:numId w:val="166"/>
+        </w:numPr>
+        <w:spacing w:before="100" w:beforeAutospacing="1" w:after="100" w:afterAutospacing="1" w:line="240" w:lineRule="auto"/>
+        <w:rPr>
+          <w:rFonts w:asciiTheme="majorHAnsi" w:eastAsia="Times New Roman" w:hAnsiTheme="majorHAnsi" w:cstheme="majorHAnsi"/>
+          <w:sz w:val="24"/>
+          <w:szCs w:val="24"/>
+          <w:highlight w:val="yellow"/>
+          <w:lang w:eastAsia="pt-BR"/>
+        </w:rPr>
+      </w:pPr>
+      <w:r>
+        <w:rPr>
+          <w:rFonts w:asciiTheme="majorHAnsi" w:eastAsia="Times New Roman" w:hAnsiTheme="majorHAnsi" w:cstheme="majorHAnsi"/>
+          <w:sz w:val="24"/>
+          <w:szCs w:val="24"/>
+          <w:highlight w:val="yellow"/>
+          <w:lang w:eastAsia="pt-BR"/>
+        </w:rPr>
+        <w:t>pagamento realizado;</w:t>
       </w:r>
     </w:p>
     <w:p>
@@ -2347,25 +2408,11 @@
           <w:rFonts w:asciiTheme="majorHAnsi" w:eastAsia="Times New Roman" w:hAnsiTheme="majorHAnsi" w:cstheme="majorHAnsi"/>
           <w:sz w:val="24"/>
           <w:szCs w:val="24"/>
+          <w:highlight w:val="yellow"/>
           <w:lang w:eastAsia="pt-BR"/>
         </w:rPr>
-        <w:t>lista processada corretamente;</w:t>
+        <w:t>comprovantes arquivados</w:t>
       </w:r>
-    </w:p>
-    <w:p>
-      <w:pPr>
-        <w:numPr>
-          <w:ilvl w:val="0"/>
-          <w:numId w:val="166"/>
-        </w:numPr>
-        <w:spacing w:before="100" w:beforeAutospacing="1" w:after="100" w:afterAutospacing="1" w:line="240" w:lineRule="auto"/>
-        <w:rPr>
-          <w:rFonts w:asciiTheme="majorHAnsi" w:eastAsia="Times New Roman" w:hAnsiTheme="majorHAnsi" w:cstheme="majorHAnsi"/>
-          <w:sz w:val="24"/>
-          <w:szCs w:val="24"/>
-          <w:lang w:eastAsia="pt-BR"/>
-        </w:rPr>
-      </w:pPr>
       <w:r>
         <w:rPr>
           <w:rFonts w:asciiTheme="majorHAnsi" w:eastAsia="Times New Roman" w:hAnsiTheme="majorHAnsi" w:cstheme="majorHAnsi"/>
@@ -2373,31 +2420,7 @@
           <w:szCs w:val="24"/>
           <w:lang w:eastAsia="pt-BR"/>
         </w:rPr>
-        <w:t>pagamento realizado;</w:t>
-      </w:r>
-    </w:p>
-    <w:p>
-      <w:pPr>
-        <w:numPr>
-          <w:ilvl w:val="0"/>
-          <w:numId w:val="166"/>
-        </w:numPr>
-        <w:spacing w:before="100" w:beforeAutospacing="1" w:after="100" w:afterAutospacing="1" w:line="240" w:lineRule="auto"/>
-        <w:rPr>
-          <w:rFonts w:asciiTheme="majorHAnsi" w:eastAsia="Times New Roman" w:hAnsiTheme="majorHAnsi" w:cstheme="majorHAnsi"/>
-          <w:sz w:val="24"/>
-          <w:szCs w:val="24"/>
-          <w:lang w:eastAsia="pt-BR"/>
-        </w:rPr>
-      </w:pPr>
-      <w:r>
-        <w:rPr>
-          <w:rFonts w:asciiTheme="majorHAnsi" w:eastAsia="Times New Roman" w:hAnsiTheme="majorHAnsi" w:cstheme="majorHAnsi"/>
-          <w:sz w:val="24"/>
-          <w:szCs w:val="24"/>
-          <w:lang w:eastAsia="pt-BR"/>
-        </w:rPr>
-        <w:t>comprovantes arquivados.</w:t>
+        <w:t>.</w:t>
       </w:r>
     </w:p>
     <w:p>
@@ -2599,6 +2622,7 @@
           <w:rFonts w:asciiTheme="majorHAnsi" w:eastAsia="Times New Roman" w:hAnsiTheme="majorHAnsi" w:cstheme="majorHAnsi"/>
           <w:sz w:val="24"/>
           <w:szCs w:val="24"/>
+          <w:highlight w:val="yellow"/>
           <w:lang w:eastAsia="pt-BR"/>
         </w:rPr>
       </w:pPr>
@@ -2607,6 +2631,7 @@
           <w:rFonts w:asciiTheme="majorHAnsi" w:eastAsia="Times New Roman" w:hAnsiTheme="majorHAnsi" w:cstheme="majorHAnsi"/>
           <w:sz w:val="24"/>
           <w:szCs w:val="24"/>
+          <w:highlight w:val="yellow"/>
           <w:lang w:eastAsia="pt-BR"/>
         </w:rPr>
         <w:t>registro de pagamento;</w:t>
@@ -2623,6 +2648,7 @@
           <w:rFonts w:asciiTheme="majorHAnsi" w:eastAsia="Times New Roman" w:hAnsiTheme="majorHAnsi" w:cstheme="majorHAnsi"/>
           <w:sz w:val="24"/>
           <w:szCs w:val="24"/>
+          <w:highlight w:val="yellow"/>
           <w:lang w:eastAsia="pt-BR"/>
         </w:rPr>
       </w:pPr>
@@ -2631,6 +2657,7 @@
           <w:rFonts w:asciiTheme="majorHAnsi" w:eastAsia="Times New Roman" w:hAnsiTheme="majorHAnsi" w:cstheme="majorHAnsi"/>
           <w:sz w:val="24"/>
           <w:szCs w:val="24"/>
+          <w:highlight w:val="yellow"/>
           <w:lang w:eastAsia="pt-BR"/>
         </w:rPr>
         <w:t>arquivamento de comprovantes.</w:t>
@@ -2864,149 +2891,6 @@
           <w:szCs w:val="24"/>
           <w:lang w:eastAsia="pt-BR"/>
         </w:rPr>
-        <w:pict w14:anchorId="468ABD42">
-          <v:rect id="_x0000_i1045" style="width:0;height:1.5pt" o:hralign="center" o:hrstd="t" o:hr="t" fillcolor="#a0a0a0" stroked="f"/>
-        </w:pict>
-      </w:r>
-    </w:p>
-    <w:p>
-      <w:pPr>
-        <w:spacing w:before="100" w:beforeAutospacing="1" w:after="100" w:afterAutospacing="1" w:line="240" w:lineRule="auto"/>
-        <w:outlineLvl w:val="1"/>
-        <w:rPr>
-          <w:rFonts w:asciiTheme="majorHAnsi" w:eastAsia="Times New Roman" w:hAnsiTheme="majorHAnsi" w:cstheme="majorHAnsi"/>
-          <w:b/>
-          <w:bCs/>
-          <w:sz w:val="24"/>
-          <w:szCs w:val="24"/>
-          <w:lang w:eastAsia="pt-BR"/>
-        </w:rPr>
-      </w:pPr>
-      <w:r>
-        <w:rPr>
-          <w:rFonts w:asciiTheme="majorHAnsi" w:eastAsia="Times New Roman" w:hAnsiTheme="majorHAnsi" w:cstheme="majorHAnsi"/>
-          <w:b/>
-          <w:bCs/>
-          <w:sz w:val="24"/>
-          <w:szCs w:val="24"/>
-          <w:lang w:eastAsia="pt-BR"/>
-        </w:rPr>
-        <w:t>8. Indicadores (sugerido)</w:t>
-      </w:r>
-    </w:p>
-    <w:p>
-      <w:pPr>
-        <w:numPr>
-          <w:ilvl w:val="0"/>
-          <w:numId w:val="169"/>
-        </w:numPr>
-        <w:spacing w:before="100" w:beforeAutospacing="1" w:after="100" w:afterAutospacing="1" w:line="240" w:lineRule="auto"/>
-        <w:rPr>
-          <w:rFonts w:asciiTheme="majorHAnsi" w:eastAsia="Times New Roman" w:hAnsiTheme="majorHAnsi" w:cstheme="majorHAnsi"/>
-          <w:sz w:val="24"/>
-          <w:szCs w:val="24"/>
-          <w:lang w:eastAsia="pt-BR"/>
-        </w:rPr>
-      </w:pPr>
-      <w:r>
-        <w:rPr>
-          <w:rFonts w:asciiTheme="majorHAnsi" w:eastAsia="Times New Roman" w:hAnsiTheme="majorHAnsi" w:cstheme="majorHAnsi"/>
-          <w:sz w:val="24"/>
-          <w:szCs w:val="24"/>
-          <w:lang w:eastAsia="pt-BR"/>
-        </w:rPr>
-        <w:t>número de erros em adiantamentos;</w:t>
-      </w:r>
-    </w:p>
-    <w:p>
-      <w:pPr>
-        <w:numPr>
-          <w:ilvl w:val="0"/>
-          <w:numId w:val="169"/>
-        </w:numPr>
-        <w:spacing w:before="100" w:beforeAutospacing="1" w:after="100" w:afterAutospacing="1" w:line="240" w:lineRule="auto"/>
-        <w:rPr>
-          <w:rFonts w:asciiTheme="majorHAnsi" w:eastAsia="Times New Roman" w:hAnsiTheme="majorHAnsi" w:cstheme="majorHAnsi"/>
-          <w:sz w:val="24"/>
-          <w:szCs w:val="24"/>
-          <w:lang w:eastAsia="pt-BR"/>
-        </w:rPr>
-      </w:pPr>
-      <w:r>
-        <w:rPr>
-          <w:rFonts w:asciiTheme="majorHAnsi" w:eastAsia="Times New Roman" w:hAnsiTheme="majorHAnsi" w:cstheme="majorHAnsi"/>
-          <w:sz w:val="24"/>
-          <w:szCs w:val="24"/>
-          <w:lang w:eastAsia="pt-BR"/>
-        </w:rPr>
-        <w:t>percentual de colaboradores elegíveis processados corretamente;</w:t>
-      </w:r>
-    </w:p>
-    <w:p>
-      <w:pPr>
-        <w:numPr>
-          <w:ilvl w:val="0"/>
-          <w:numId w:val="169"/>
-        </w:numPr>
-        <w:spacing w:before="100" w:beforeAutospacing="1" w:after="100" w:afterAutospacing="1" w:line="240" w:lineRule="auto"/>
-        <w:rPr>
-          <w:rFonts w:asciiTheme="majorHAnsi" w:eastAsia="Times New Roman" w:hAnsiTheme="majorHAnsi" w:cstheme="majorHAnsi"/>
-          <w:sz w:val="24"/>
-          <w:szCs w:val="24"/>
-          <w:lang w:eastAsia="pt-BR"/>
-        </w:rPr>
-      </w:pPr>
-      <w:r>
-        <w:rPr>
-          <w:rFonts w:asciiTheme="majorHAnsi" w:eastAsia="Times New Roman" w:hAnsiTheme="majorHAnsi" w:cstheme="majorHAnsi"/>
-          <w:sz w:val="24"/>
-          <w:szCs w:val="24"/>
-          <w:lang w:eastAsia="pt-BR"/>
-        </w:rPr>
-        <w:t>tempo de processamento mensal;</w:t>
-      </w:r>
-    </w:p>
-    <w:p>
-      <w:pPr>
-        <w:numPr>
-          <w:ilvl w:val="0"/>
-          <w:numId w:val="169"/>
-        </w:numPr>
-        <w:spacing w:before="100" w:beforeAutospacing="1" w:after="100" w:afterAutospacing="1" w:line="240" w:lineRule="auto"/>
-        <w:rPr>
-          <w:rFonts w:asciiTheme="majorHAnsi" w:eastAsia="Times New Roman" w:hAnsiTheme="majorHAnsi" w:cstheme="majorHAnsi"/>
-          <w:sz w:val="24"/>
-          <w:szCs w:val="24"/>
-          <w:lang w:eastAsia="pt-BR"/>
-        </w:rPr>
-      </w:pPr>
-      <w:r>
-        <w:rPr>
-          <w:rFonts w:asciiTheme="majorHAnsi" w:eastAsia="Times New Roman" w:hAnsiTheme="majorHAnsi" w:cstheme="majorHAnsi"/>
-          <w:sz w:val="24"/>
-          <w:szCs w:val="24"/>
-          <w:lang w:eastAsia="pt-BR"/>
-        </w:rPr>
-        <w:t>índice de ajustes na folha relacionados ao adiantamento.</w:t>
-      </w:r>
-    </w:p>
-    <w:p>
-      <w:pPr>
-        <w:spacing w:after="0" w:line="240" w:lineRule="auto"/>
-        <w:rPr>
-          <w:rFonts w:asciiTheme="majorHAnsi" w:eastAsia="Times New Roman" w:hAnsiTheme="majorHAnsi" w:cstheme="majorHAnsi"/>
-          <w:sz w:val="24"/>
-          <w:szCs w:val="24"/>
-          <w:lang w:eastAsia="pt-BR"/>
-        </w:rPr>
-      </w:pPr>
-      <w:r>
-        <w:rPr>
-          <w:rFonts w:asciiTheme="majorHAnsi" w:eastAsia="Times New Roman" w:hAnsiTheme="majorHAnsi" w:cstheme="majorHAnsi"/>
-          <w:sz w:val="24"/>
-          <w:szCs w:val="24"/>
-          <w:lang w:eastAsia="pt-BR"/>
-        </w:rPr>
         <w:pict w14:anchorId="538B75F3">
           <v:rect id="_x0000_i1046" style="width:0;height:1.5pt" o:hralign="center" o:hrstd="t" o:hr="t" fillcolor="#a0a0a0" stroked="f"/>
         </w:pict>
@@ -3240,6 +3124,7 @@
           <w:rFonts w:asciiTheme="majorHAnsi" w:eastAsia="Times New Roman" w:hAnsiTheme="majorHAnsi" w:cstheme="majorHAnsi"/>
           <w:sz w:val="24"/>
           <w:szCs w:val="24"/>
+          <w:highlight w:val="yellow"/>
           <w:lang w:eastAsia="pt-BR"/>
         </w:rPr>
       </w:pPr>
@@ -3248,6 +3133,7 @@
           <w:rFonts w:asciiTheme="majorHAnsi" w:eastAsia="Times New Roman" w:hAnsiTheme="majorHAnsi" w:cstheme="majorHAnsi"/>
           <w:sz w:val="24"/>
           <w:szCs w:val="24"/>
+          <w:highlight w:val="yellow"/>
           <w:lang w:eastAsia="pt-BR"/>
         </w:rPr>
         <w:t>registrar comprovantes;</w:t>
